--- a/docs/BAO-CAO.docx
+++ b/docs/BAO-CAO.docx
@@ -191,6 +191,14 @@
       </w:pPr>
       <w:r>
         <w:t>Nhãn gần như là thuộc tính của công ty: HD, LOW, WMT có 100% nhãn = 1 trong mọi quý; mức khớp của nhãn với quy tắc kế toán đơn giản nhất chỉ 39%–65%.</w:t>
+      </w:r>
+    </w:p>
+    <w:p>
+      <w:pPr>
+        <w:pStyle w:val="ListBullet"/>
+      </w:pPr>
+      <w:r>
+        <w:t>Nguồn dữ liệu kiểm chứng được (không sinh/sửa tay): 20 file companyfacts của SEC đã được băm SHA-256 và khớp registry data/sec/downloads.json (0 lệch); 4.609 ô (quý × chỉ tiêu) tra ngược được trong companyfacts (kèm accn, form, ngày nộp) — 0 fact thiếu, 0 ô bịa số; 703 ô không có fact ở SEC được để null. Chi tiết: reports/results/provenance.md.</w:t>
       </w:r>
     </w:p>
     <w:p>
@@ -24564,6 +24572,28 @@
           </w:tcPr>
           <w:p>
             <w:r>
+              <w:t>reports/results/provenance.{json,md}</w:t>
+            </w:r>
+          </w:p>
+        </w:tc>
+        <w:tc>
+          <w:tcPr>
+            <w:tcW w:type="dxa" w:w="4320"/>
+          </w:tcPr>
+          <w:p>
+            <w:r>
+              <w:t>Kiểm chứng nguồn gốc: SHA-256 20 file SEC + tra ngược từng fact trong companyfacts + kiểm quy đổi VND (0 lệch, 0 fact thiếu, 0 ô bịa số)</w:t>
+            </w:r>
+          </w:p>
+        </w:tc>
+      </w:tr>
+      <w:tr>
+        <w:tc>
+          <w:tcPr>
+            <w:tcW w:type="dxa" w:w="4320"/>
+          </w:tcPr>
+          <w:p>
+            <w:r>
               <w:t>reports/figures/eda/*.png</w:t>
             </w:r>
           </w:p>
@@ -25260,6 +25290,28 @@
           <w:p>
             <w:r>
               <w:t>Demo: dự đoán MỘT quý/mẫu mới + ngưỡng vận hành + SHAP</w:t>
+            </w:r>
+          </w:p>
+        </w:tc>
+      </w:tr>
+      <w:tr>
+        <w:tc>
+          <w:tcPr>
+            <w:tcW w:type="dxa" w:w="4320"/>
+          </w:tcPr>
+          <w:p>
+            <w:r>
+              <w:t>scripts/verify_provenance.py</w:t>
+            </w:r>
+          </w:p>
+        </w:tc>
+        <w:tc>
+          <w:tcPr>
+            <w:tcW w:type="dxa" w:w="4320"/>
+          </w:tcPr>
+          <w:p>
+            <w:r>
+              <w:t>Kiểm chứng dữ liệu THẬT từ snapshot SEC (hash, fact, quy đổi VND)</w:t>
             </w:r>
           </w:p>
         </w:tc>

--- a/docs/BAO-CAO.docx
+++ b/docs/BAO-CAO.docx
@@ -85,7 +85,25 @@
         <w:t>324 mẫu</w:t>
       </w:r>
       <w:r>
-        <w:t xml:space="preserve"> dự báo, chia train/validation/test = 212/32/64 (kèm dải purge chống rò rỉ theo ngày công bố).</w:t>
+        <w:t xml:space="preserve"> dự báo, chia train/validation/test = 212/32/64 (= </w:t>
+      </w:r>
+      <w:r>
+        <w:rPr>
+          <w:b/>
+        </w:rPr>
+        <w:t>308 mẫu dùng để huấn luyện/đánh giá</w:t>
+      </w:r>
+      <w:r>
+        <w:t xml:space="preserve">) + </w:t>
+      </w:r>
+      <w:r>
+        <w:rPr>
+          <w:b/>
+        </w:rPr>
+        <w:t>16 mẫu purge</w:t>
+      </w:r>
+      <w:r>
+        <w:t xml:space="preserve"> không thuộc ba tập (dải đệm chống rò rỉ theo ngày công bố); 324 = tổng số mẫu.</w:t>
       </w:r>
     </w:p>
     <w:p>
@@ -96,16 +114,25 @@
         <w:t>Phương pháp.</w:t>
       </w:r>
       <w:r>
-        <w:t xml:space="preserve"> 47 feature tài chính (14 tỷ số ở dạng hiện tại + YoY, 10 tốc độ tăng trưởng, cấu trúc vốn, chỉ báo căng thẳng, cực trị/độ bền theo cửa sổ); pipeline </w:t>
+        <w:t xml:space="preserve"> 47 feature tài chính (14 tỷ số ở dạng hiện tại + YoY, 10 tốc độ tăng trưởng, cấu trúc vốn, chỉ báo căng thẳng, cực trị/độ bền theo cửa sổ); pipeline chính </w:t>
       </w:r>
       <w:r>
         <w:rPr>
           <w:rFonts w:ascii="Consolas" w:hAnsi="Consolas"/>
         </w:rPr>
-        <w:t>[winsorize] → median-impute → [scaler] → model</w:t>
-      </w:r>
-      <w:r>
-        <w:t xml:space="preserve"> đặt trong </w:t>
+        <w:t>median-impute → [scaler cho mô hình tuyến tính] → model</w:t>
+      </w:r>
+      <w:r>
+        <w:t xml:space="preserve"> (</w:t>
+      </w:r>
+      <w:r>
+        <w:rPr>
+          <w:b/>
+        </w:rPr>
+        <w:t>winsorize không dùng ở pipeline chính</w:t>
+      </w:r>
+      <w:r>
+        <w:t xml:space="preserve"> — chỉ được thử nghiệm ở mục 9.1), đặt trong </w:t>
       </w:r>
       <w:r>
         <w:rPr>
@@ -150,7 +177,25 @@
         <w:t>AP cross-company</w:t>
       </w:r>
       <w:r>
-        <w:t xml:space="preserve"> (quy tắc đầy đủ ở mục 5.2) rồi chốt trên test đúng một lần.</w:t>
+        <w:t xml:space="preserve"> (quy tắc đầy đủ ở mục 5.2; mô hình triển khai giữ </w:t>
+      </w:r>
+      <w:r>
+        <w:rPr>
+          <w:b/>
+        </w:rPr>
+        <w:t>cấu hình mặc định</w:t>
+      </w:r>
+      <w:r>
+        <w:t xml:space="preserve"> — xem mục 5.3) rồi đánh giá trên test (</w:t>
+      </w:r>
+      <w:r>
+        <w:rPr>
+          <w:b/>
+        </w:rPr>
+        <w:t>test không tham gia chọn mô hình/ngưỡng</w:t>
+      </w:r>
+      <w:r>
+        <w:t>).</w:t>
       </w:r>
     </w:p>
     <w:p>
@@ -328,7 +373,7 @@
           </w:tcPr>
           <w:p>
             <w:r>
-              <w:t>Ba họ mô hình (tuyến tính / bagging / boosting) khác nhau thế nào?</w:t>
+              <w:t>Bốn họ mô hình (tuyến tính / bagging / boosting) khác nhau thế nào?</w:t>
             </w:r>
           </w:p>
         </w:tc>
@@ -9866,7 +9911,7 @@
           </w:tcPr>
           <w:p>
             <w:r>
-              <w:t>0.935</w:t>
+              <w:t>0.949</w:t>
             </w:r>
           </w:p>
         </w:tc>
@@ -9898,7 +9943,7 @@
           </w:tcPr>
           <w:p>
             <w:r>
-              <w:t>1.000</w:t>
+              <w:t>0.952</w:t>
             </w:r>
           </w:p>
         </w:tc>
@@ -9908,7 +9953,7 @@
           </w:tcPr>
           <w:p>
             <w:r>
-              <w:t>0.933</w:t>
+              <w:t>0.966</w:t>
             </w:r>
           </w:p>
         </w:tc>
@@ -9918,7 +9963,7 @@
           </w:tcPr>
           <w:p>
             <w:r>
-              <w:t>0.914</w:t>
+              <w:t>0.949</w:t>
             </w:r>
           </w:p>
         </w:tc>
@@ -9950,7 +9995,7 @@
           </w:tcPr>
           <w:p>
             <w:r>
-              <w:t>0.961</w:t>
+              <w:t>0.974</w:t>
             </w:r>
           </w:p>
         </w:tc>
@@ -9960,7 +10005,7 @@
           </w:tcPr>
           <w:p>
             <w:r>
-              <w:t>0.984</w:t>
+              <w:t>0.974</w:t>
             </w:r>
           </w:p>
         </w:tc>
@@ -10012,7 +10057,7 @@
           </w:tcPr>
           <w:p>
             <w:r>
-              <w:t>0.983</w:t>
+              <w:t>0.985</w:t>
             </w:r>
           </w:p>
         </w:tc>
@@ -10022,7 +10067,7 @@
           </w:tcPr>
           <w:p>
             <w:r>
-              <w:t>0.892</w:t>
+              <w:t>0.949</w:t>
             </w:r>
           </w:p>
         </w:tc>
@@ -10064,7 +10109,7 @@
           </w:tcPr>
           <w:p>
             <w:r>
-              <w:t>0.984</w:t>
+              <w:t>0.982</w:t>
             </w:r>
           </w:p>
         </w:tc>
@@ -10074,7 +10119,7 @@
           </w:tcPr>
           <w:p>
             <w:r>
-              <w:t>0.935</w:t>
+              <w:t>0.949</w:t>
             </w:r>
           </w:p>
         </w:tc>
@@ -10106,7 +10151,7 @@
           </w:tcPr>
           <w:p>
             <w:r>
-              <w:t>0.961</w:t>
+              <w:t>0.965</w:t>
             </w:r>
           </w:p>
         </w:tc>
@@ -10116,7 +10161,7 @@
           </w:tcPr>
           <w:p>
             <w:r>
-              <w:t>0.983</w:t>
+              <w:t>0.986</w:t>
             </w:r>
           </w:p>
         </w:tc>
@@ -10126,7 +10171,7 @@
           </w:tcPr>
           <w:p>
             <w:r>
-              <w:t>0.935</w:t>
+              <w:t>0.949</w:t>
             </w:r>
           </w:p>
         </w:tc>
@@ -10158,7 +10203,7 @@
           </w:tcPr>
           <w:p>
             <w:r>
-              <w:t>0.957</w:t>
+              <w:t>0.961</w:t>
             </w:r>
           </w:p>
         </w:tc>
@@ -10168,7 +10213,7 @@
           </w:tcPr>
           <w:p>
             <w:r>
-              <w:t>0.980</w:t>
+              <w:t>0.977</w:t>
             </w:r>
           </w:p>
         </w:tc>
@@ -10230,7 +10275,7 @@
           </w:tcPr>
           <w:p>
             <w:r>
-              <w:t>0.935</w:t>
+              <w:t>0.949</w:t>
             </w:r>
           </w:p>
         </w:tc>
@@ -10272,7 +10317,7 @@
           </w:tcPr>
           <w:p>
             <w:r>
-              <w:t>0.984</w:t>
+              <w:t>0.987</w:t>
             </w:r>
           </w:p>
         </w:tc>
@@ -10282,7 +10327,7 @@
           </w:tcPr>
           <w:p>
             <w:r>
-              <w:t>0.935</w:t>
+              <w:t>0.949</w:t>
             </w:r>
           </w:p>
         </w:tc>
@@ -10836,7 +10881,16 @@
     </w:tbl>
     <w:p>
       <w:r>
-        <w:t>Registry có 5 mô hình chạy được; script tự bỏ mô hình nào lỗi ở môi trường hiện tại và ghi lý do vào log (</w:t>
+        <w:t xml:space="preserve">Registry có 5 họ mô hình; script </w:t>
+      </w:r>
+      <w:r>
+        <w:rPr>
+          <w:b/>
+        </w:rPr>
+        <w:t>thử lần lượt</w:t>
+      </w:r>
+      <w:r>
+        <w:t xml:space="preserve"> và tự bỏ mô hình nào lỗi ở môi trường hiện tại (ghi lý do vào log </w:t>
       </w:r>
       <w:r>
         <w:rPr>
@@ -10845,7 +10899,16 @@
         <w:t>reports/results/run_all.log</w:t>
       </w:r>
       <w:r>
-        <w:t xml:space="preserve">). Như vậy yêu cầu “≥ 3 mô hình khác nhau” được đáp ứng bằng </w:t>
+        <w:t xml:space="preserve">) ⇒ lần chạy này huấn luyện thành công </w:t>
+      </w:r>
+      <w:r>
+        <w:rPr>
+          <w:b/>
+        </w:rPr>
+        <w:t>4 mô hình</w:t>
+      </w:r>
+      <w:r>
+        <w:t xml:space="preserve">. Như vậy yêu cầu “≥ 3 mô hình khác nhau” được đáp ứng bằng </w:t>
       </w:r>
       <w:r>
         <w:rPr>
@@ -10870,7 +10933,7 @@
         <w:pStyle w:val="ListNumber"/>
       </w:pPr>
       <w:r>
-        <w:t>Fit cả 3 mô hình trên train (212 mẫu).</w:t>
+        <w:t>Fit các họ mô hình có trong registry (5 họ ở môi trường này) trên train (212 mẫu).</w:t>
       </w:r>
     </w:p>
     <w:p>
@@ -11233,11 +11296,44 @@
       </w:tr>
     </w:tbl>
     <w:p>
-      <w:pPr>
-        <w:pStyle w:val="ListNumber"/>
-      </w:pPr>
-      <w:r>
-        <w:t>Ngưỡng vận hành = ngưỡng best-F1 của mô hình được chọn trên validation (0.788); ngoài ra tính thêm ngưỡng tối ưu theo chi phí kỳ vọng (0.788, giả định FN đắt gấp 5 lần FP).</w:t>
+      <w:r>
+        <w:t xml:space="preserve">*Quy ước đọc:* cột </w:t>
+      </w:r>
+      <w:r>
+        <w:rPr>
+          <w:b/>
+        </w:rPr>
+        <w:t>AP/AUROC cross-company</w:t>
+      </w:r>
+      <w:r>
+        <w:t xml:space="preserve"> ở bảng trên = xác suất </w:t>
+      </w:r>
+      <w:r>
+        <w:rPr>
+          <w:b/>
+        </w:rPr>
+        <w:t>out-of-fold trên train+validation</w:t>
+      </w:r>
+      <w:r>
+        <w:t xml:space="preserve"> với </w:t>
+      </w:r>
+      <w:r>
+        <w:rPr>
+          <w:b/>
+        </w:rPr>
+        <w:t>cấu hình mặc định</w:t>
+      </w:r>
+      <w:r>
+        <w:t xml:space="preserve"> (thô, 244 mẫu). Đừng nhầm với các con số “cross-company” ở mục 9.3 (độ nhạy theo định nghĩa nhãn, dữ liệu khác) và mục 9.4 (thí nghiệm kỹ thuật lệch lớp) — cùng tên chỉ số nhưng </w:t>
+      </w:r>
+      <w:r>
+        <w:rPr>
+          <w:b/>
+        </w:rPr>
+        <w:t>khác dữ liệu/nhãn</w:t>
+      </w:r>
+      <w:r>
+        <w:t>, không so trực tiếp được.</w:t>
       </w:r>
     </w:p>
     <w:p>
@@ -11245,7 +11341,15 @@
         <w:pStyle w:val="ListNumber"/>
       </w:pPr>
       <w:r>
-        <w:t>Chốt trên test đúng một lần với mô hình/ngưỡng đã cố định (python -m forecasting.evaluate), không tinh chỉnh gì thêm trên test.</w:t>
+        <w:t>Ngưỡng vận hành = ngưỡng best-F1 của mô hình được chọn trên validation (0.788); ngoài ra tính thêm ngưỡng tối ưu theo chi phí kỳ vọng (0.788, giả định FN đắt gấp 5 lần FP).</w:t>
+      </w:r>
+    </w:p>
+    <w:p>
+      <w:pPr>
+        <w:pStyle w:val="ListNumber"/>
+      </w:pPr>
+      <w:r>
+        <w:t>Đánh giá cuối trên test với mô hình/ngưỡng đã cố định (python -m forecasting.evaluate); test KHÔNG tham gia chọn mô hình hay ngưỡng — mọi quyết định đều dựa trên validation + AP cross-company out-of-fold. (Nhiều hệ thống vẫn được chấm trên cùng 64 mẫu test để so sánh công bằng — mục 6.1 và 9.3 — nhưng không dùng để chọn cấu hình.)</w:t>
       </w:r>
     </w:p>
     <w:p>
@@ -11687,6 +11791,112 @@
     </w:tbl>
     <w:p>
       <w:r>
+        <w:rPr>
+          <w:b/>
+        </w:rPr>
+        <w:t>Cấu hình THẬT của mô hình đã triển khai</w:t>
+      </w:r>
+      <w:r>
+        <w:t xml:space="preserve"> (</w:t>
+      </w:r>
+      <w:r>
+        <w:rPr>
+          <w:rFonts w:ascii="Consolas" w:hAnsi="Consolas"/>
+        </w:rPr>
+        <w:t>reports/models/best.joblib</w:t>
+      </w:r>
+      <w:r>
+        <w:t xml:space="preserve"> = Random Forest): </w:t>
+      </w:r>
+      <w:r>
+        <w:rPr>
+          <w:b/>
+        </w:rPr>
+        <w:t>cấu hình mặc định</w:t>
+      </w:r>
+      <w:r>
+        <w:t xml:space="preserve"> trong </w:t>
+      </w:r>
+      <w:r>
+        <w:rPr>
+          <w:rFonts w:ascii="Consolas" w:hAnsi="Consolas"/>
+        </w:rPr>
+        <w:t>forecasting/models.py::HYPERPARAMS</w:t>
+      </w:r>
+      <w:r>
+        <w:t xml:space="preserve">: </w:t>
+      </w:r>
+      <w:r>
+        <w:rPr>
+          <w:rFonts w:ascii="Consolas" w:hAnsi="Consolas"/>
+        </w:rPr>
+        <w:t>{'n_estimators': 300, 'max_depth': 6, 'min_samples_leaf': 2, 'class_weight': 'balanced_subsample', 'n_jobs': 1}</w:t>
+      </w:r>
+      <w:r>
+        <w:t xml:space="preserve"> (artifact ghi </w:t>
+      </w:r>
+      <w:r>
+        <w:rPr>
+          <w:rFonts w:ascii="Consolas" w:hAnsi="Consolas"/>
+        </w:rPr>
+        <w:t>params = null</w:t>
+      </w:r>
+      <w:r>
+        <w:t xml:space="preserve"> cho mọi mô hình ⇒ </w:t>
+      </w:r>
+      <w:r>
+        <w:rPr>
+          <w:rFonts w:ascii="Consolas" w:hAnsi="Consolas"/>
+        </w:rPr>
+        <w:t>forecasting/train.py</w:t>
+      </w:r>
+      <w:r>
+        <w:t xml:space="preserve"> fit bằng cấu hình mặc định).</w:t>
+      </w:r>
+    </w:p>
+    <w:p>
+      <w:r>
+        <w:t xml:space="preserve">⇒ Đọc cho đúng: bảng trên là </w:t>
+      </w:r>
+      <w:r>
+        <w:rPr>
+          <w:b/>
+        </w:rPr>
+        <w:t>thí nghiệm so sánh trên CV</w:t>
+      </w:r>
+      <w:r>
+        <w:t xml:space="preserve"> — cấu hình tốt nhất theo CV (</w:t>
+      </w:r>
+      <w:r>
+        <w:rPr>
+          <w:rFonts w:ascii="Consolas" w:hAnsi="Consolas"/>
+        </w:rPr>
+        <w:t>{'max_depth': 3, 'min_samples_leaf': 2, 'n_estimators': 500}</w:t>
+      </w:r>
+      <w:r>
+        <w:t xml:space="preserve">, CV-AP 0.989) </w:t>
+      </w:r>
+      <w:r>
+        <w:rPr>
+          <w:b/>
+        </w:rPr>
+        <w:t>KHÔNG nằm trong mô hình chốt</w:t>
+      </w:r>
+      <w:r>
+        <w:t xml:space="preserve">; mô hình chốt giữ nguyên cấu hình mặc định vì chênh lệch chỉ 0.003 CV-AP — dưới mức nhiễu của 212 mẫu train. Muốn đổi mặc định cần </w:t>
+      </w:r>
+      <w:r>
+        <w:rPr>
+          <w:b/>
+        </w:rPr>
+        <w:t>thêm dữ liệu/thực thể</w:t>
+      </w:r>
+      <w:r>
+        <w:t>, không phải thêm cấu hình.</w:t>
+      </w:r>
+    </w:p>
+    <w:p>
+      <w:r>
         <w:t xml:space="preserve">Cột “CV-AP mặc định” là điểm của cấu hình trong </w:t>
       </w:r>
       <w:r>
@@ -12418,6 +12628,68 @@
           <w:p>
             <w:r>
               <w:t>0.922</w:t>
+            </w:r>
+          </w:p>
+        </w:tc>
+      </w:tr>
+      <w:tr>
+        <w:tc>
+          <w:tcPr>
+            <w:tcW w:type="dxa" w:w="1440"/>
+          </w:tcPr>
+          <w:p>
+            <w:r>
+              <w:t>model[lightgbm]</w:t>
+            </w:r>
+          </w:p>
+        </w:tc>
+        <w:tc>
+          <w:tcPr>
+            <w:tcW w:type="dxa" w:w="1440"/>
+          </w:tcPr>
+          <w:p>
+            <w:r>
+              <w:t>0.979</w:t>
+            </w:r>
+          </w:p>
+        </w:tc>
+        <w:tc>
+          <w:tcPr>
+            <w:tcW w:type="dxa" w:w="1440"/>
+          </w:tcPr>
+          <w:p>
+            <w:r>
+              <w:t>0.988</w:t>
+            </w:r>
+          </w:p>
+        </w:tc>
+        <w:tc>
+          <w:tcPr>
+            <w:tcW w:type="dxa" w:w="1440"/>
+          </w:tcPr>
+          <w:p>
+            <w:r>
+              <w:t>0.949</w:t>
+            </w:r>
+          </w:p>
+        </w:tc>
+        <w:tc>
+          <w:tcPr>
+            <w:tcW w:type="dxa" w:w="1440"/>
+          </w:tcPr>
+          <w:p>
+            <w:r>
+              <w:t>0.934</w:t>
+            </w:r>
+          </w:p>
+        </w:tc>
+        <w:tc>
+          <w:tcPr>
+            <w:tcW w:type="dxa" w:w="1440"/>
+          </w:tcPr>
+          <w:p>
+            <w:r>
+              <w:t>0.938</w:t>
             </w:r>
           </w:p>
         </w:tc>
@@ -14255,6 +14527,20 @@
         <w:t>6.6. Vì sao mô hình này vượt mô hình kia?</w:t>
       </w:r>
     </w:p>
+    <w:p>
+      <w:r>
+        <w:t xml:space="preserve">*Lưu ý phương pháp:* phần “Giải thích” dưới đây là </w:t>
+      </w:r>
+      <w:r>
+        <w:rPr>
+          <w:b/>
+        </w:rPr>
+        <w:t>giả thuyết có số liệu kèm theo</w:t>
+      </w:r>
+      <w:r>
+        <w:t>, không phải kết luận nhân quả — đồ án không chạy thí nghiệm cô lập từng cơ chế (ví dụ: quét độ sâu cây để tách riêng tác động của phương sai). Cột “Bằng chứng định lượng” mới là phần kiểm chứng được.</w:t>
+      </w:r>
+    </w:p>
     <w:tbl>
       <w:tblPr>
         <w:tblStyle w:val="TableGrid"/>
@@ -14302,7 +14588,7 @@
               <w:rPr>
                 <w:b/>
               </w:rPr>
-              <w:t>Giải thích</w:t>
+              <w:t>Giải thích (giả thuyết)</w:t>
             </w:r>
           </w:p>
         </w:tc>
@@ -14334,7 +14620,7 @@
           </w:tcPr>
           <w:p>
             <w:r>
-              <w:t>Cây chia được tới khi tách hoàn hảo tập train (212 mẫu, nhiều chiều) → gap dương; Logistic bị ràng buộc tuyến tính + L2 nên gap nhỏ nhất</w:t>
+              <w:t>Giả thuyết: cây chia tới khi gần tách hoàn hảo tập train (212 mẫu, 47 chiều) → gap dương; Logistic bị ràng buộc tuyến tính + L2 nên gap nhỏ nhất. Chưa có thí nghiệm quét độ sâu để khẳng định</w:t>
             </w:r>
           </w:p>
         </w:tc>
@@ -14366,7 +14652,7 @@
           </w:tcPr>
           <w:p>
             <w:r>
-              <w:t>Ba mô hình đồng hạng ở best-F1 trên validation; quy tắc chọn (mục 5.2) phân định theo AP cross-company, rồi mới tới best-F1/AP/AUROC trên validation</w:t>
+              <w:t>Các mô hình gần như đồng hạng ở best-F1 trên validation (chênh AP val ≤ 0,002); quy tắc chọn (mục 5.2) phân định bằng AP cross-company, rồi mới tới best-F1/AP/AUROC trên validation</w:t>
             </w:r>
           </w:p>
         </w:tc>
@@ -15038,6 +15324,74 @@
         <w:t>7.2. Đặc trưng ảnh hưởng nhiều nhất</w:t>
       </w:r>
     </w:p>
+    <w:p>
+      <w:r>
+        <w:t xml:space="preserve">*Phép đo: </w:t>
+      </w:r>
+      <w:r>
+        <w:rPr>
+          <w:b/>
+        </w:rPr>
+        <w:t>permutation importance</w:t>
+      </w:r>
+      <w:r>
+        <w:t xml:space="preserve"> (mức giảm AUROC khi hoán vị một cột) trên mô hình </w:t>
+      </w:r>
+      <w:r>
+        <w:rPr>
+          <w:rFonts w:ascii="Consolas" w:hAnsi="Consolas"/>
+        </w:rPr>
+        <w:t>random_forest</w:t>
+      </w:r>
+      <w:r>
+        <w:t xml:space="preserve"> — </w:t>
+      </w:r>
+      <w:r>
+        <w:rPr>
+          <w:b/>
+        </w:rPr>
+        <w:t>đúng mô hình đã chốt</w:t>
+      </w:r>
+      <w:r>
+        <w:t xml:space="preserve"> trong </w:t>
+      </w:r>
+      <w:r>
+        <w:rPr>
+          <w:rFonts w:ascii="Consolas" w:hAnsi="Consolas"/>
+        </w:rPr>
+        <w:t>summary.json</w:t>
+      </w:r>
+      <w:r>
+        <w:t xml:space="preserve"> (trước đây script hard-code </w:t>
+      </w:r>
+      <w:r>
+        <w:rPr>
+          <w:rFonts w:ascii="Consolas" w:hAnsi="Consolas"/>
+        </w:rPr>
+        <w:t>logistic</w:t>
+      </w:r>
+      <w:r>
+        <w:t xml:space="preserve">, gây mâu thuẫn với </w:t>
+      </w:r>
+      <w:r>
+        <w:rPr>
+          <w:rFonts w:ascii="Consolas" w:hAnsi="Consolas"/>
+        </w:rPr>
+        <w:t>best.joblib</w:t>
+      </w:r>
+      <w:r>
+        <w:t xml:space="preserve">). Cột hệ số chỉ xuất hiện khi mô hình được chốt là </w:t>
+      </w:r>
+      <w:r>
+        <w:rPr>
+          <w:b/>
+        </w:rPr>
+        <w:t>tuyến tính</w:t>
+      </w:r>
+      <w:r>
+        <w:t>; với mô hình cây (Random Forest) báo cáo bỏ cột này vì cây không có hệ số — và cũng đừng đọc hệ số tuyến tính như “độ quan trọng nhân quả”.*</w:t>
+      </w:r>
+    </w:p>
     <w:tbl>
       <w:tblPr>
         <w:tblStyle w:val="TableGrid"/>
@@ -15113,7 +15467,7 @@
               <w:rPr>
                 <w:b/>
               </w:rPr>
-              <w:t>Hệ số Logistic</w:t>
+              <w:t>Hệ số (n/a — mô hình cây không có hệ số)</w:t>
             </w:r>
           </w:p>
         </w:tc>
@@ -15135,7 +15489,7 @@
           </w:tcPr>
           <w:p>
             <w:r>
-              <w:t>debt_to_assets_latest</w:t>
+              <w:t>gross_margin_latest</w:t>
             </w:r>
           </w:p>
         </w:tc>
@@ -15145,7 +15499,7 @@
           </w:tcPr>
           <w:p>
             <w:r>
-              <w:t>0.044</w:t>
+              <w:t>0.008</w:t>
             </w:r>
           </w:p>
         </w:tc>
@@ -15155,7 +15509,7 @@
           </w:tcPr>
           <w:p>
             <w:r>
-              <w:t>0.079</w:t>
+              <w:t>—</w:t>
             </w:r>
           </w:p>
         </w:tc>
@@ -15165,7 +15519,7 @@
           </w:tcPr>
           <w:p>
             <w:r>
-              <w:t>0.94</w:t>
+              <w:t>—</w:t>
             </w:r>
           </w:p>
         </w:tc>
@@ -15187,7 +15541,7 @@
           </w:tcPr>
           <w:p>
             <w:r>
-              <w:t>current_ratio_min_window</w:t>
+              <w:t>receivables_to_sales_latest</w:t>
             </w:r>
           </w:p>
         </w:tc>
@@ -15197,7 +15551,7 @@
           </w:tcPr>
           <w:p>
             <w:r>
-              <w:t>0.019</w:t>
+              <w:t>0.001</w:t>
             </w:r>
           </w:p>
         </w:tc>
@@ -15207,7 +15561,7 @@
           </w:tcPr>
           <w:p>
             <w:r>
-              <w:t>0.020</w:t>
+              <w:t>0.003</w:t>
             </w:r>
           </w:p>
         </w:tc>
@@ -15217,7 +15571,7 @@
           </w:tcPr>
           <w:p>
             <w:r>
-              <w:t>-0.65</w:t>
+              <w:t>—</w:t>
             </w:r>
           </w:p>
         </w:tc>
@@ -15249,7 +15603,7 @@
           </w:tcPr>
           <w:p>
             <w:r>
-              <w:t>0.018</w:t>
+              <w:t>0.001</w:t>
             </w:r>
           </w:p>
         </w:tc>
@@ -15259,7 +15613,7 @@
           </w:tcPr>
           <w:p>
             <w:r>
-              <w:t>0.018</w:t>
+              <w:t>0.007</w:t>
             </w:r>
           </w:p>
         </w:tc>
@@ -15269,7 +15623,7 @@
           </w:tcPr>
           <w:p>
             <w:r>
-              <w:t>-0.58</w:t>
+              <w:t>—</w:t>
             </w:r>
           </w:p>
         </w:tc>
@@ -15291,7 +15645,7 @@
           </w:tcPr>
           <w:p>
             <w:r>
-              <w:t>ocf_to_sales_yoy</w:t>
+              <w:t>operating_margin_latest</w:t>
             </w:r>
           </w:p>
         </w:tc>
@@ -15301,7 +15655,7 @@
           </w:tcPr>
           <w:p>
             <w:r>
-              <w:t>0.005</w:t>
+              <w:t>0.001</w:t>
             </w:r>
           </w:p>
         </w:tc>
@@ -15311,7 +15665,7 @@
           </w:tcPr>
           <w:p>
             <w:r>
-              <w:t>0.000</w:t>
+              <w:t>—</w:t>
             </w:r>
           </w:p>
         </w:tc>
@@ -15343,7 +15697,7 @@
           </w:tcPr>
           <w:p>
             <w:r>
-              <w:t>revenue_cv</w:t>
+              <w:t>net_margin_latest</w:t>
             </w:r>
           </w:p>
         </w:tc>
@@ -15353,17 +15707,17 @@
           </w:tcPr>
           <w:p>
             <w:r>
+              <w:t>0.000</w:t>
+            </w:r>
+          </w:p>
+        </w:tc>
+        <w:tc>
+          <w:tcPr>
+            <w:tcW w:type="dxa" w:w="1728"/>
+          </w:tcPr>
+          <w:p>
+            <w:r>
               <w:t>0.003</w:t>
-            </w:r>
-          </w:p>
-        </w:tc>
-        <w:tc>
-          <w:tcPr>
-            <w:tcW w:type="dxa" w:w="1728"/>
-          </w:tcPr>
-          <w:p>
-            <w:r>
-              <w:t>—</w:t>
             </w:r>
           </w:p>
         </w:tc>
@@ -15395,7 +15749,7 @@
           </w:tcPr>
           <w:p>
             <w:r>
-              <w:t>current_ratio_latest</w:t>
+              <w:t>retained_to_assets_latest</w:t>
             </w:r>
           </w:p>
         </w:tc>
@@ -15405,6 +15759,16 @@
           </w:tcPr>
           <w:p>
             <w:r>
+              <w:t>0.000</w:t>
+            </w:r>
+          </w:p>
+        </w:tc>
+        <w:tc>
+          <w:tcPr>
+            <w:tcW w:type="dxa" w:w="1728"/>
+          </w:tcPr>
+          <w:p>
+            <w:r>
               <w:t>0.003</w:t>
             </w:r>
           </w:p>
@@ -15415,17 +15779,7 @@
           </w:tcPr>
           <w:p>
             <w:r>
-              <w:t>0.009</w:t>
-            </w:r>
-          </w:p>
-        </w:tc>
-        <w:tc>
-          <w:tcPr>
-            <w:tcW w:type="dxa" w:w="1728"/>
-          </w:tcPr>
-          <w:p>
-            <w:r>
-              <w:t>-0.47</w:t>
+              <w:t>—</w:t>
             </w:r>
           </w:p>
         </w:tc>
@@ -15447,7 +15801,7 @@
           </w:tcPr>
           <w:p>
             <w:r>
-              <w:t>receivables_to_sales_latest</w:t>
+              <w:t>operating_margin_yoy</w:t>
             </w:r>
           </w:p>
         </w:tc>
@@ -15457,7 +15811,7 @@
           </w:tcPr>
           <w:p>
             <w:r>
-              <w:t>0.003</w:t>
+              <w:t>0.000</w:t>
             </w:r>
           </w:p>
         </w:tc>
@@ -15467,7 +15821,7 @@
           </w:tcPr>
           <w:p>
             <w:r>
-              <w:t>0.001</w:t>
+              <w:t>—</w:t>
             </w:r>
           </w:p>
         </w:tc>
@@ -15477,7 +15831,7 @@
           </w:tcPr>
           <w:p>
             <w:r>
-              <w:t>0.26</w:t>
+              <w:t>—</w:t>
             </w:r>
           </w:p>
         </w:tc>
@@ -15499,7 +15853,7 @@
           </w:tcPr>
           <w:p>
             <w:r>
-              <w:t>revenue_drawdown_window</w:t>
+              <w:t>net_margin_yoy</w:t>
             </w:r>
           </w:p>
         </w:tc>
@@ -15509,7 +15863,7 @@
           </w:tcPr>
           <w:p>
             <w:r>
-              <w:t>0.003</w:t>
+              <w:t>0.000</w:t>
             </w:r>
           </w:p>
         </w:tc>
@@ -15529,7 +15883,7 @@
           </w:tcPr>
           <w:p>
             <w:r>
-              <w:t>-0.18</w:t>
+              <w:t>—</w:t>
             </w:r>
           </w:p>
         </w:tc>
@@ -15551,7 +15905,7 @@
           </w:tcPr>
           <w:p>
             <w:r>
-              <w:t>gross_margin_latest</w:t>
+              <w:t>cash_to_assets_latest</w:t>
             </w:r>
           </w:p>
         </w:tc>
@@ -15561,7 +15915,7 @@
           </w:tcPr>
           <w:p>
             <w:r>
-              <w:t>0.002</w:t>
+              <w:t>0.000</w:t>
             </w:r>
           </w:p>
         </w:tc>
@@ -15571,7 +15925,7 @@
           </w:tcPr>
           <w:p>
             <w:r>
-              <w:t>—</w:t>
+              <w:t>0.001</w:t>
             </w:r>
           </w:p>
         </w:tc>
@@ -15603,7 +15957,7 @@
           </w:tcPr>
           <w:p>
             <w:r>
-              <w:t>current_ratio_yoy</w:t>
+              <w:t>revenue_per_asset_latest</w:t>
             </w:r>
           </w:p>
         </w:tc>
@@ -15691,22 +16045,31 @@
         <w:t>Diễn giải.</w:t>
       </w:r>
       <w:r>
-        <w:t xml:space="preserve"> Các cột dẫn đầu là </w:t>
-      </w:r>
-      <w:r>
-        <w:rPr>
-          <w:b/>
-        </w:rPr>
-        <w:t>đặc trưng cấu trúc vốn / thanh khoản</w:t>
-      </w:r>
-      <w:r>
-        <w:t xml:space="preserve"> mang tính bền theo công ty (</w:t>
+        <w:t xml:space="preserve"> Ba đặc trưng dẫn đầu theo permutation importance (mô hình </w:t>
       </w:r>
       <w:r>
         <w:rPr>
           <w:rFonts w:ascii="Consolas" w:hAnsi="Consolas"/>
         </w:rPr>
-        <w:t>current_ratio_latest</w:t>
+        <w:t>random_forest</w:t>
+      </w:r>
+      <w:r>
+        <w:t xml:space="preserve">, đọc từ artifact): </w:t>
+      </w:r>
+      <w:r>
+        <w:rPr>
+          <w:rFonts w:ascii="Consolas" w:hAnsi="Consolas"/>
+        </w:rPr>
+        <w:t>gross_margin_latest</w:t>
+      </w:r>
+      <w:r>
+        <w:t xml:space="preserve">, </w:t>
+      </w:r>
+      <w:r>
+        <w:rPr>
+          <w:rFonts w:ascii="Consolas" w:hAnsi="Consolas"/>
+        </w:rPr>
+        <w:t>receivables_to_sales_latest</w:t>
       </w:r>
       <w:r>
         <w:t xml:space="preserve">, </w:t>
@@ -15718,7 +16081,52 @@
         <w:t>working_capital_to_assets</w:t>
       </w:r>
       <w:r>
-        <w:t xml:space="preserve">, các biến liên quan </w:t>
+        <w:t xml:space="preserve">. </w:t>
+      </w:r>
+      <w:r>
+        <w:rPr>
+          <w:b/>
+        </w:rPr>
+        <w:t>Độ lớn RẤT NHỎ:</w:t>
+      </w:r>
+      <w:r>
+        <w:t xml:space="preserve"> ΔAUROC lớn nhất trên validation chỉ 0.008 ⇒ với mô hình cây, hoán vị một cột gần như không làm giảm AUROC (tín hiệu phân tán trên nhiều cột tương quan do đa cộng tuyến), nên bảng này dùng để </w:t>
+      </w:r>
+      <w:r>
+        <w:rPr>
+          <w:b/>
+        </w:rPr>
+        <w:t>định vị nhóm thông tin</w:t>
+      </w:r>
+      <w:r>
+        <w:t xml:space="preserve"> chứ không dùng để khẳng định tầm quan trọng nhân quả. Đây là các chỉ số </w:t>
+      </w:r>
+      <w:r>
+        <w:rPr>
+          <w:b/>
+        </w:rPr>
+        <w:t>biên lợi nhuận / vòng quay / cấu trúc vốn-thanh khoản</w:t>
+      </w:r>
+      <w:r>
+        <w:t xml:space="preserve"> (xem nhóm đặc trưng ở mục 4.5); lưu ý thứ hạng này </w:t>
+      </w:r>
+      <w:r>
+        <w:rPr>
+          <w:b/>
+        </w:rPr>
+        <w:t>khác</w:t>
+      </w:r>
+      <w:r>
+        <w:t xml:space="preserve"> thứ hạng theo hệ số tuyến tính, minh hoạ đúng cảnh báo ở mục 7.3: đừng đọc hệ số/độ quan trọng như quan hệ nhân quả. Điều này khớp với phát hiện ở mục 3.2, 3.4–3.5: mô hình tách nhóm công ty theo cấu trúc tài chính ổn định, chứ chưa học được “động lực suy giảm” của từng quý. Lưu ý tích cực: nhóm dựa trên nợ </w:t>
+      </w:r>
+      <w:r>
+        <w:rPr>
+          <w:b/>
+        </w:rPr>
+        <w:t>không còn bị thiếu dữ liệu</w:t>
+      </w:r>
+      <w:r>
+        <w:t xml:space="preserve"> — </w:t>
       </w:r>
       <w:r>
         <w:rPr>
@@ -15727,42 +16135,6 @@
         <w:t>total_liabilities</w:t>
       </w:r>
       <w:r>
-        <w:t xml:space="preserve">) và nhóm </w:t>
-      </w:r>
-      <w:r>
-        <w:rPr>
-          <w:rFonts w:ascii="Consolas" w:hAnsi="Consolas"/>
-        </w:rPr>
-        <w:t>path</w:t>
-      </w:r>
-      <w:r>
-        <w:t xml:space="preserve"> (</w:t>
-      </w:r>
-      <w:r>
-        <w:rPr>
-          <w:rFonts w:ascii="Consolas" w:hAnsi="Consolas"/>
-        </w:rPr>
-        <w:t>current_ratio_min_window</w:t>
-      </w:r>
-      <w:r>
-        <w:t xml:space="preserve">). Điều này khớp với phát hiện ở mục 3.2, 3.4–3.5: mô hình đang tách nhóm công ty theo cấu trúc tài chính ổn định, chứ chưa học được “động lực suy giảm” của từng quý. Lưu ý tích cực: nhóm dựa trên nợ </w:t>
-      </w:r>
-      <w:r>
-        <w:rPr>
-          <w:b/>
-        </w:rPr>
-        <w:t>không còn bị thiếu dữ liệu</w:t>
-      </w:r>
-      <w:r>
-        <w:t xml:space="preserve"> — </w:t>
-      </w:r>
-      <w:r>
-        <w:rPr>
-          <w:rFonts w:ascii="Consolas" w:hAnsi="Consolas"/>
-        </w:rPr>
-        <w:t>total_liabilities</w:t>
-      </w:r>
-      <w:r>
         <w:t xml:space="preserve"> phủ 100% mẫu nhờ suy ra từ </w:t>
       </w:r>
       <w:r>
@@ -15772,7 +16144,7 @@
         <w:t>A = L + E</w:t>
       </w:r>
       <w:r>
-        <w:t xml:space="preserve"> (mục 4.5), nên các cột đứng đầu không còn bị chi phối bởi giá trị impute.</w:t>
+        <w:t xml:space="preserve"> (mục 4.5), nên các cột đứng đầu không bị chi phối bởi giá trị impute.</w:t>
       </w:r>
     </w:p>
     <w:p>
@@ -16098,7 +16470,25 @@
     </w:p>
     <w:p>
       <w:r>
-        <w:t>Bảng ablation đầy đủ ở mục 4.5. Ba kết luận:</w:t>
+        <w:t xml:space="preserve">Bảng ablation đầy đủ ở mục 4.5 (tính trên </w:t>
+      </w:r>
+      <w:r>
+        <w:rPr>
+          <w:b/>
+        </w:rPr>
+        <w:t>cùng mô hình đã chốt: `random_forest`</w:t>
+      </w:r>
+      <w:r>
+        <w:t xml:space="preserve">, cấu hình mặc định). Ba kết luận </w:t>
+      </w:r>
+      <w:r>
+        <w:rPr>
+          <w:b/>
+        </w:rPr>
+        <w:t>đọc trực tiếp từ artifact</w:t>
+      </w:r>
+      <w:r>
+        <w:t xml:space="preserve"> (không nhập tay):</w:t>
       </w:r>
     </w:p>
     <w:p>
@@ -16106,7 +16496,7 @@
         <w:pStyle w:val="ListNumber"/>
       </w:pPr>
       <w:r>
-        <w:t>Bỏ nhóm tỷ số latest làm test AUROC giảm mạnh nhất ⇒ tín hiệu tập trung ở mức độ cấu trúc hiện tại, còn nhóm ratios_yoy / growth gần như không đóng góp thêm.</w:t>
+        <w:t>Biến thể làm test AUROC giảm mạnh nhất: *bỏ nhóm ratios_latest (14 cột)* (ΔAUROC = -0.017 so với dùng tất cả feature) ⇒ nhóm đặc trưng này đóng góp thực; các biến thể còn lại xem bảng ở mục 4.5.</w:t>
       </w:r>
     </w:p>
     <w:p>
@@ -16114,7 +16504,7 @@
         <w:pStyle w:val="ListNumber"/>
       </w:pPr>
       <w:r>
-        <w:t>Biến thể “bỏ cột độ phủ &lt; 50%” nay không còn cột nào để bỏ (0 cột; trước đây là 4): sau khi debt_to_assets / debt_to_equity dùng nợ suy ra từ A = L + E, không tỷ số nào còn phụ thuộc tag thưa liabilities nữa. Vì thế kết luận cũ “chất lượng không phụ thuộc các chỉ tiêu thưa” không còn được kiểm chứng bằng biến thể này — thay vào đó: chỉ tiêu thưa (receivables, short_term_investments) vẫn chỉ có nghĩa ở một phần mẫu và được impute trong pipeline.</w:t>
+        <w:t>Biến thể “bỏ cột có độ phủ &lt; 50%” có 0 cột để bỏ (trước đây 4): sau khi debt_to_assets/debt_to_equity dùng nợ suy ra từ A = L + E, không tỷ số nào còn phụ thuộc tag thưa liabilities; các chỉ tiêu thưa khác (receivables, short_term_investments) vẫn chỉ có nghĩa ở một phần mẫu và được impute trong pipeline.</w:t>
       </w:r>
     </w:p>
     <w:p>
@@ -16122,7 +16512,7 @@
         <w:pStyle w:val="ListNumber"/>
       </w:pPr>
       <w:r>
-        <w:t>Lọc bỏ mẫu có &lt; 5 quý lịch sử làm thay đổi kết quả ở mức nhỏ ⇒ các mẫu “non” không phải nguyên nhân chính của kết quả cao, tuy nhiên vẫn nên lọc khi có nhiều dữ liệu hơn.</w:t>
+        <w:t>Lọc mẫu có &lt; 5 quý lịch sử: test AUROC 0.987 so với 0.983 (Δ = 0.004) ⇒ mức ảnh hưởng nhỏ.</w:t>
       </w:r>
     </w:p>
     <w:p>
@@ -16627,6 +17017,56 @@
         <w:t>7.6. Ngưỡng quyết định: F1 vs chi phí kỳ vọng</w:t>
       </w:r>
     </w:p>
+    <w:p>
+      <w:r>
+        <w:t xml:space="preserve">*Mô hình dùng cho bảng và hình dưới đây: </w:t>
+      </w:r>
+      <w:r>
+        <w:rPr>
+          <w:b/>
+        </w:rPr>
+        <w:t>`random_forest`</w:t>
+      </w:r>
+      <w:r>
+        <w:t xml:space="preserve"> (đọc từ </w:t>
+      </w:r>
+      <w:r>
+        <w:rPr>
+          <w:rFonts w:ascii="Consolas" w:hAnsi="Consolas"/>
+        </w:rPr>
+        <w:t>analysis.json.threshold.model</w:t>
+      </w:r>
+      <w:r>
+        <w:t xml:space="preserve"> — nay là </w:t>
+      </w:r>
+      <w:r>
+        <w:rPr>
+          <w:b/>
+        </w:rPr>
+        <w:t>cùng mô hình đã chốt</w:t>
+      </w:r>
+      <w:r>
+        <w:t xml:space="preserve">). Ngưỡng vận hành chính thức trong </w:t>
+      </w:r>
+      <w:r>
+        <w:rPr>
+          <w:rFonts w:ascii="Consolas" w:hAnsi="Consolas"/>
+        </w:rPr>
+        <w:t>test_evaluation.json</w:t>
+      </w:r>
+      <w:r>
+        <w:t xml:space="preserve"> là </w:t>
+      </w:r>
+      <w:r>
+        <w:rPr>
+          <w:b/>
+        </w:rPr>
+        <w:t>0.788</w:t>
+      </w:r>
+      <w:r>
+        <w:t>; khác nhau chỉ vì cách chọn (best-F1 trên validation vs tối ưu chi phí kỳ vọng), không phải khác mô hình.*</w:t>
+      </w:r>
+    </w:p>
     <w:tbl>
       <w:tblPr>
         <w:tblStyle w:val="TableGrid"/>
@@ -16724,7 +17164,7 @@
           </w:tcPr>
           <w:p>
             <w:r>
-              <w:t>0.370</w:t>
+              <w:t>0.788</w:t>
             </w:r>
           </w:p>
         </w:tc>
@@ -16744,7 +17184,7 @@
           </w:tcPr>
           <w:p>
             <w:r>
-              <w:t>0.370</w:t>
+              <w:t>0.788</w:t>
             </w:r>
           </w:p>
         </w:tc>
@@ -16776,7 +17216,7 @@
           </w:tcPr>
           <w:p>
             <w:r>
-              <w:t>0.360</w:t>
+              <w:t>0.783</w:t>
             </w:r>
           </w:p>
         </w:tc>
@@ -16786,7 +17226,7 @@
           </w:tcPr>
           <w:p>
             <w:r>
-              <w:t>0.950</w:t>
+              <w:t>0.974</w:t>
             </w:r>
           </w:p>
         </w:tc>
@@ -16796,7 +17236,7 @@
           </w:tcPr>
           <w:p>
             <w:r>
-              <w:t>0.360</w:t>
+              <w:t>0.783</w:t>
             </w:r>
           </w:p>
         </w:tc>
@@ -16806,7 +17246,7 @@
           </w:tcPr>
           <w:p>
             <w:r>
-              <w:t>4.0</w:t>
+              <w:t>6.0</w:t>
             </w:r>
           </w:p>
         </w:tc>
@@ -16939,7 +17379,7 @@
           </w:tcPr>
           <w:p>
             <w:r>
-              <w:t>0.051</w:t>
+              <w:t>0.046</w:t>
             </w:r>
           </w:p>
         </w:tc>
@@ -16961,7 +17401,7 @@
           </w:tcPr>
           <w:p>
             <w:r>
-              <w:t>0.053</w:t>
+              <w:t>0.058</w:t>
             </w:r>
           </w:p>
         </w:tc>
@@ -17134,7 +17574,7 @@
           </w:tcPr>
           <w:p>
             <w:r>
-              <w:t>0.998</w:t>
+              <w:t>1.000</w:t>
             </w:r>
           </w:p>
         </w:tc>
@@ -17144,7 +17584,7 @@
           </w:tcPr>
           <w:p>
             <w:r>
-              <w:t>0.795</w:t>
+              <w:t>0.731</w:t>
             </w:r>
           </w:p>
         </w:tc>
@@ -17166,7 +17606,7 @@
           </w:tcPr>
           <w:p>
             <w:r>
-              <w:t>0.996</w:t>
+              <w:t>1.000</w:t>
             </w:r>
           </w:p>
         </w:tc>
@@ -17176,7 +17616,7 @@
           </w:tcPr>
           <w:p>
             <w:r>
-              <w:t>0.877</w:t>
+              <w:t>0.818</w:t>
             </w:r>
           </w:p>
         </w:tc>
@@ -17198,7 +17638,7 @@
           </w:tcPr>
           <w:p>
             <w:r>
-              <w:t>0.994</w:t>
+              <w:t>1.000</w:t>
             </w:r>
           </w:p>
         </w:tc>
@@ -17208,7 +17648,7 @@
           </w:tcPr>
           <w:p>
             <w:r>
-              <w:t>0.900</w:t>
+              <w:t>0.855</w:t>
             </w:r>
           </w:p>
         </w:tc>
@@ -17230,7 +17670,7 @@
           </w:tcPr>
           <w:p>
             <w:r>
-              <w:t>0.989</w:t>
+              <w:t>1.000</w:t>
             </w:r>
           </w:p>
         </w:tc>
@@ -17240,7 +17680,7 @@
           </w:tcPr>
           <w:p>
             <w:r>
-              <w:t>0.902</w:t>
+              <w:t>0.895</w:t>
             </w:r>
           </w:p>
         </w:tc>
@@ -17640,7 +18080,7 @@
           </w:tcPr>
           <w:p>
             <w:r>
-              <w:t>mục 6.1 và 6.4: ba họ mô hình cho kết quả test gần nhau (in-domain AUROC 0.977–0.983)</w:t>
+              <w:t>mục 6.1 và 6.4: các họ mô hình cho kết quả test gần nhau (in-domain AUROC 0.977–0.983)</w:t>
             </w:r>
           </w:p>
         </w:tc>
@@ -19990,7 +20430,7 @@
         <w:pStyle w:val="ListBullet"/>
       </w:pPr>
       <w:r>
-        <w:t>Đối chiếu permutation importance (phương pháp độc lập): Spearman = 0.362, trùng top-15 = 0.429.</w:t>
+        <w:t>Đối chiếu permutation importance TRÊN CÙNG MÔ HÌNH (random_forest = best.joblib; scripts/explain_model.py tự tính lại importance trên chính mô hình này, độc lập với analysis.json): Spearman = 0.362, trùng top-15 = 0.429. Mức đồng thuận này thấp–trung bình — hai phép đo trả lời hai câu hỏi khác nhau (SHAP = đóng góp cục bộ có cộng tính, permutation = mức giảm AUROC khi hoán vị), nên báo cáo nêu cả hai thay vì coi chúng là bằng chứng thay thế cho nhau.</w:t>
       </w:r>
     </w:p>
     <w:tbl>
@@ -22102,7 +22542,7 @@
         <w:pStyle w:val="ListBullet"/>
       </w:pPr>
       <w:r>
-        <w:t>Mục tiêu: AP out-of-fold, StratifiedGroupKFold theo công ty trên train+validation; 25 trial/mô hình; sổ thực nghiệm results\runs.csv gồm 98 dòng.</w:t>
+        <w:t>Mục tiêu: AP out-of-fold, StratifiedGroupKFold theo công ty trên train+validation; 40 trial/mô hình; sổ thực nghiệm results\runs.csv gồm 153 dòng.</w:t>
       </w:r>
     </w:p>
     <w:tbl>
@@ -22244,7 +22684,7 @@
           </w:tcPr>
           <w:p>
             <w:r>
-              <w:t>25</w:t>
+              <w:t>40</w:t>
             </w:r>
           </w:p>
         </w:tc>
@@ -22304,7 +22744,7 @@
           </w:tcPr>
           <w:p>
             <w:r>
-              <w:t>0.9</w:t>
+              <w:t>1.4</w:t>
             </w:r>
           </w:p>
         </w:tc>
@@ -22326,7 +22766,7 @@
           </w:tcPr>
           <w:p>
             <w:r>
-              <w:t>23</w:t>
+              <w:t>33</w:t>
             </w:r>
           </w:p>
         </w:tc>
@@ -22386,7 +22826,7 @@
           </w:tcPr>
           <w:p>
             <w:r>
-              <w:t>72.8</w:t>
+              <w:t>103.2</w:t>
             </w:r>
           </w:p>
         </w:tc>
@@ -22408,7 +22848,7 @@
           </w:tcPr>
           <w:p>
             <w:r>
-              <w:t>25</w:t>
+              <w:t>40</w:t>
             </w:r>
           </w:p>
         </w:tc>
@@ -22468,7 +22908,7 @@
           </w:tcPr>
           <w:p>
             <w:r>
-              <w:t>20.0</w:t>
+              <w:t>34.6</w:t>
             </w:r>
           </w:p>
         </w:tc>
@@ -22490,7 +22930,7 @@
           </w:tcPr>
           <w:p>
             <w:r>
-              <w:t>25</w:t>
+              <w:t>40</w:t>
             </w:r>
           </w:p>
         </w:tc>
@@ -22500,7 +22940,7 @@
           </w:tcPr>
           <w:p>
             <w:r>
-              <w:t>0.9668</w:t>
+              <w:t>0.9686</w:t>
             </w:r>
           </w:p>
         </w:tc>
@@ -22530,7 +22970,7 @@
           </w:tcPr>
           <w:p>
             <w:r>
-              <w:t>0.0494</w:t>
+              <w:t>0.0511</w:t>
             </w:r>
           </w:p>
         </w:tc>
@@ -22540,7 +22980,7 @@
           </w:tcPr>
           <w:p>
             <w:r>
-              <w:t>0.0328</w:t>
+              <w:t>0.0345</w:t>
             </w:r>
           </w:p>
         </w:tc>
@@ -22550,7 +22990,7 @@
           </w:tcPr>
           <w:p>
             <w:r>
-              <w:t>8.0</w:t>
+              <w:t>12.1</w:t>
             </w:r>
           </w:p>
         </w:tc>
@@ -22584,7 +23024,7 @@
         <w:pStyle w:val="ListBullet"/>
       </w:pPr>
       <w:r>
-        <w:t>Random search tốt hơn ở: hist_gradient_boosting (+0.0262), lightgbm (+0.0494) ⇒ với các họ mô hình này, tìm kiếm rộng thật sự có ích (lưới cũ quá thô).</w:t>
+        <w:t>Random search tốt hơn ở: hist_gradient_boosting (+0.0262), lightgbm (+0.0511) ⇒ với các họ mô hình này, tìm kiếm rộng thật sự có ích (lưới cũ quá thô).</w:t>
       </w:r>
     </w:p>
     <w:p>
@@ -23506,7 +23946,7 @@
           </w:tcPr>
           <w:p>
             <w:r>
-              <w:t>Ba họ mô hình cho kết quả gần nhau (6.1) ⇒ giới hạn nằm ở dữ liệu, không ở thuật toán</w:t>
+              <w:t>Các họ mô hình cho kết quả gần nhau (6.1) ⇒ giới hạn nằm ở dữ liệu, không ở thuật toán</w:t>
             </w:r>
           </w:p>
         </w:tc>
@@ -25113,7 +25553,7 @@
           </w:tcPr>
           <w:p>
             <w:r>
-              <w:t>Registry 3 họ mô hình + HYPERPARAMS (một nguồn duy nhất)</w:t>
+              <w:t>Registry 5 họ mô hình + HYPERPARAMS (một nguồn duy nhất)</w:t>
             </w:r>
           </w:p>
         </w:tc>

--- a/docs/BAO-CAO.docx
+++ b/docs/BAO-CAO.docx
@@ -25386,7 +25386,7 @@
           </w:tcPr>
           <w:p>
             <w:r>
-              <w:t>docs/BAO-CAO.docx, docs/BAO-CAO-slide.pptx</w:t>
+              <w:t>docs/BAO-CAO.docx, docs/BAO-CAO-slide.pptx, docs/BAO-CAO-slide-bao-ve.pptx, docs/BAO-CAO-slide-bao-ve.docx, docs/bo-tai-lieu-bao-ve.docx</w:t>
             </w:r>
           </w:p>
         </w:tc>
@@ -25396,7 +25396,7 @@
           </w:tcPr>
           <w:p>
             <w:r>
-              <w:t>Bản Word và Slide xuất tự động</w:t>
+              <w:t>Bản Word/Slide xuất tự động: báo cáo hoàn chỉnh, slide tự động, deck bảo vệ (cả .pptx và bản Word để dựng slide), bộ tài liệu bảo vệ</w:t>
             </w:r>
           </w:p>
         </w:tc>

--- a/docs/BAO-CAO.docx
+++ b/docs/BAO-CAO.docx
@@ -22607,8 +22607,11 @@
       </w:tr>
     </w:tbl>
     <w:p>
-      <w:r>
-        <w:t xml:space="preserve">&gt; Đọc bảng: p ≥ 0,05 ⇒ </w:t>
+      <w:pPr>
+        <w:ind w:left="432"/>
+      </w:pPr>
+      <w:r>
+        <w:t xml:space="preserve">Đọc bảng: p ≥ 0,05 ⇒ </w:t>
       </w:r>
       <w:r>
         <w:rPr>
